--- a/document-templates/employed/01_Salary_Tax_Confirmation_Letter_TEMPLATE.docx
+++ b/document-templates/employed/01_Salary_Tax_Confirmation_Letter_TEMPLATE.docx
@@ -11,6 +11,8 @@
           <w:rFonts w:ascii="Arial" w:cs="Arial" w:eastAsia="Arial" w:hAnsi="Arial"/>
           <w:b/>
           <w:bCs/>
+          <w:color w:val="1F3864"/>
+          <w:sz w:val="32"/>
         </w:rPr>
         <w:t xml:space="preserve">Template 01 — Salary &amp; Tax Confirmation Letter</w:t>
       </w:r>
@@ -33,6 +35,9 @@
       <w:r>
         <w:rPr>
           <w:rFonts w:ascii="Arial" w:cs="Arial" w:eastAsia="Arial" w:hAnsi="Arial"/>
+          <w:b/>
+          <w:color w:val="1F3864"/>
+          <w:sz w:val="26"/>
         </w:rPr>
         <w:t xml:space="preserve">Who should use this template</w:t>
       </w:r>
@@ -89,6 +94,9 @@
       <w:r>
         <w:rPr>
           <w:rFonts w:ascii="Arial" w:cs="Arial" w:eastAsia="Arial" w:hAnsi="Arial"/>
+          <w:b/>
+          <w:color w:val="1F3864"/>
+          <w:sz w:val="26"/>
         </w:rPr>
         <w:t xml:space="preserve">Source documents you’ll need to fill this in</w:t>
       </w:r>
@@ -160,6 +168,9 @@
       <w:r>
         <w:rPr>
           <w:rFonts w:ascii="Arial" w:cs="Arial" w:eastAsia="Arial" w:hAnsi="Arial"/>
+          <w:b/>
+          <w:color w:val="1F3864"/>
+          <w:sz w:val="26"/>
         </w:rPr>
         <w:t xml:space="preserve">How to use this template</w:t>
       </w:r>
@@ -2602,6 +2613,9 @@
       <w:r>
         <w:rPr>
           <w:rFonts w:ascii="Arial" w:cs="Arial" w:eastAsia="Arial" w:hAnsi="Arial"/>
+          <w:b/>
+          <w:color w:val="1F3864"/>
+          <w:sz w:val="26"/>
         </w:rPr>
         <w:t xml:space="preserve">Supporting Evidence — Latest Payslip &amp; Dividend Declarations</w:t>
       </w:r>

--- a/document-templates/employed/01_Salary_Tax_Confirmation_Letter_TEMPLATE.docx
+++ b/document-templates/employed/01_Salary_Tax_Confirmation_Letter_TEMPLATE.docx
@@ -2510,7 +2510,7 @@
           <w:bCs/>
           <w:color w:val="C00000"/>
         </w:rPr>
-        <w:t xml:space="preserve">[DIVIDEND PAYMENT(S) — e.g., Dividend payments made in JUNE 2025 (£20,000) and FEBRUARY 2026 (£18,000)]</w:t>
+        <w:t>[DIVIDEND PAYMENT(S) — e.g., Dividend payments made in JUNE 2025 ($20,000) and FEBRUARY 2026 ($18,000)]</w:t>
       </w:r>
       <w:r>
         <w:rPr>
@@ -2659,7 +2659,7 @@
           <w:sz w:val="18"/>
           <w:szCs w:val="18"/>
         </w:rPr>
-        <w:t xml:space="preserve">[INSERT IMAGES / SCREENSHOTS OF LATEST PAYSLIP AND DIVIDEND DECLARATION HERE — or attach as separate PDFs in your DTV submission. Captions should briefly identify each document, e.g., “Latest payslip (MONTH YEAR) showing monthly salary £X and dividend £Y.”]</w:t>
+        <w:t>[INSERT IMAGES / SCREENSHOTS OF LATEST PAYSLIP AND DIVIDEND DECLARATION HERE — or attach as separate PDFs in your DTV submission. Captions should briefly identify each document, e.g., “Latest payslip (MONTH YEAR) showing monthly salary $X and dividend $Y.”]</w:t>
       </w:r>
     </w:p>
     <w:p>

--- a/document-templates/employed/01_Salary_Tax_Confirmation_Letter_TEMPLATE.docx
+++ b/document-templates/employed/01_Salary_Tax_Confirmation_Letter_TEMPLATE.docx
@@ -113,7 +113,7 @@
         <w:rPr>
           <w:rFonts w:ascii="Arial" w:cs="Arial" w:eastAsia="Arial" w:hAnsi="Arial"/>
         </w:rPr>
-        <w:t xml:space="preserve">PAYE: latest 3+ monthly payslips and your P60 (or year-to-date summary).</w:t>
+        <w:t>PAYE: payslips covering the last 6 months and your P60 (or year-to-date summary) — official requirement.</w:t>
       </w:r>
     </w:p>
     <w:p>
@@ -232,7 +232,7 @@
         <w:rPr>
           <w:rFonts w:ascii="Arial" w:cs="Arial" w:eastAsia="Arial" w:hAnsi="Arial"/>
         </w:rPr>
-        <w:t xml:space="preserve">Sign and date the letter. If issued by an employer or accountant, the signatory must be someone other than the applicant (e.g., HR manager, accountant, finance director).</w:t>
+        <w:t>Sign and date the letter with a hand signature, not just a typed name — the official DTV checklist requires this letter to be hand-signed by an authorised HR contact, accountant, or finance director, not the applicant themselves.</w:t>
       </w:r>
     </w:p>
     <w:p>
